--- a/docs/use cases/use_cases_v0.1.docx
+++ b/docs/use cases/use_cases_v0.1.docx
@@ -54,7 +54,7 @@
           <w:noProof/>
         </w:rPr>
         <w:drawing>
-          <wp:inline distT="0" distB="0" distL="0" distR="0" wp14:anchorId="3FA574E7" wp14:editId="24909E45">
+          <wp:inline distT="0" distB="0" distL="0" distR="0" wp14:anchorId="3FA574E7" wp14:editId="508C00FD">
             <wp:extent cx="5400040" cy="3980180"/>
             <wp:effectExtent l="0" t="0" r="0" b="0"/>
             <wp:docPr id="1953506445" name="Imagen 1" descr="Identidad corporativa - Universidad de Oviedo - uniovi.es"/>
